--- a/离散数学/集合论与图论/集合论与图论（上）课后习题/第5讲测验.docx
+++ b/离散数学/集合论与图论/集合论与图论（上）课后习题/第5讲测验.docx
@@ -110,13 +110,18 @@
     <w:p>
       <w:pPr>
         <w:spacing w:line="360" w:lineRule="auto"/>
+      </w:pPr>
+      <w:r>
+        <w:t>答案:A</w:t>
+      </w:r>
+    </w:p>
+    <w:p>
+      <w:pPr>
+        <w:spacing w:line="360" w:lineRule="auto"/>
         <w:rPr>
           <w:rFonts w:hint="eastAsia"/>
         </w:rPr>
       </w:pPr>
-      <w:r>
-        <w:t>答案:A</w:t>
-      </w:r>
     </w:p>
     <w:p>
       <w:pPr>
@@ -219,13 +224,18 @@
     <w:p>
       <w:pPr>
         <w:spacing w:line="360" w:lineRule="auto"/>
+      </w:pPr>
+      <w:r>
+        <w:t>答案:C</w:t>
+      </w:r>
+    </w:p>
+    <w:p>
+      <w:pPr>
+        <w:spacing w:line="360" w:lineRule="auto"/>
         <w:rPr>
           <w:rFonts w:hint="eastAsia"/>
         </w:rPr>
       </w:pPr>
-      <w:r>
-        <w:t>答案:C</w:t>
-      </w:r>
     </w:p>
     <w:p>
       <w:pPr>
@@ -263,13 +273,18 @@
     <w:p>
       <w:pPr>
         <w:spacing w:line="360" w:lineRule="auto"/>
+      </w:pPr>
+      <w:r>
+        <w:t>答案:B</w:t>
+      </w:r>
+    </w:p>
+    <w:p>
+      <w:pPr>
+        <w:spacing w:line="360" w:lineRule="auto"/>
         <w:rPr>
           <w:rFonts w:hint="eastAsia"/>
         </w:rPr>
       </w:pPr>
-      <w:r>
-        <w:t>答案:B</w:t>
-      </w:r>
     </w:p>
     <w:p>
       <w:pPr>
@@ -301,8 +316,15 @@
         </w:rPr>
       </w:pPr>
       <w:r>
-        <w:lastRenderedPageBreak/>
         <w:t>B,错误</w:t>
+      </w:r>
+    </w:p>
+    <w:p>
+      <w:pPr>
+        <w:spacing w:line="360" w:lineRule="auto"/>
+      </w:pPr>
+      <w:r>
+        <w:t>答案:B</w:t>
       </w:r>
     </w:p>
     <w:p>
@@ -312,9 +334,6 @@
           <w:rFonts w:hint="eastAsia"/>
         </w:rPr>
       </w:pPr>
-      <w:r>
-        <w:t>答案:B</w:t>
-      </w:r>
     </w:p>
     <w:p>
       <w:pPr>
@@ -430,11 +449,9 @@
           <w:rFonts w:hint="eastAsia"/>
         </w:rPr>
       </w:pPr>
-      <w:proofErr w:type="spellStart"/>
       <w:r>
         <w:t>A,错误</w:t>
       </w:r>
-      <w:proofErr w:type="spellEnd"/>
     </w:p>
     <w:p>
       <w:pPr>
@@ -450,13 +467,18 @@
     <w:p>
       <w:pPr>
         <w:spacing w:line="360" w:lineRule="auto"/>
+      </w:pPr>
+      <w:r>
+        <w:t>答案:B</w:t>
+      </w:r>
+    </w:p>
+    <w:p>
+      <w:pPr>
+        <w:spacing w:line="360" w:lineRule="auto"/>
         <w:rPr>
           <w:rFonts w:hint="eastAsia"/>
         </w:rPr>
       </w:pPr>
-      <w:r>
-        <w:t>答案:B</w:t>
-      </w:r>
     </w:p>
     <w:p>
       <w:pPr>
@@ -495,13 +517,9 @@
       <w:pPr>
         <w:spacing w:line="360" w:lineRule="auto"/>
       </w:pPr>
-      <w:proofErr w:type="spellStart"/>
-      <w:proofErr w:type="gramStart"/>
       <w:r>
         <w:t>答案:B</w:t>
       </w:r>
-      <w:proofErr w:type="spellEnd"/>
-      <w:proofErr w:type="gramEnd"/>
     </w:p>
     <w:p>
       <w:pPr>
@@ -509,6 +527,11 @@
         <w:rPr>
           <w:rFonts w:hint="eastAsia"/>
         </w:rPr>
+      </w:pPr>
+    </w:p>
+    <w:p>
+      <w:pPr>
+        <w:spacing w:line="360" w:lineRule="auto"/>
       </w:pPr>
       <w:r>
         <w:rPr>
@@ -539,6 +562,126 @@
                     <a:xfrm>
                       <a:off x="0" y="0"/>
                       <a:ext cx="4320068" cy="327505"/>
+                    </a:xfrm>
+                    <a:prstGeom prst="rect">
+                      <a:avLst/>
+                    </a:prstGeom>
+                  </pic:spPr>
+                </pic:pic>
+              </a:graphicData>
+            </a:graphic>
+          </wp:inline>
+        </w:drawing>
+      </w:r>
+    </w:p>
+    <w:p>
+      <w:pPr>
+        <w:spacing w:line="360" w:lineRule="auto"/>
+        <w:rPr>
+          <w:lang w:eastAsia="zh-CN"/>
+        </w:rPr>
+      </w:pPr>
+      <w:r>
+        <w:rPr>
+          <w:rFonts w:hint="eastAsia"/>
+          <w:lang w:eastAsia="zh-CN"/>
+        </w:rPr>
+        <w:t>答案：正确</w:t>
+      </w:r>
+    </w:p>
+    <w:p>
+      <w:pPr>
+        <w:spacing w:line="360" w:lineRule="auto"/>
+        <w:rPr>
+          <w:lang w:eastAsia="zh-CN"/>
+        </w:rPr>
+      </w:pPr>
+    </w:p>
+    <w:p>
+      <w:pPr>
+        <w:spacing w:line="360" w:lineRule="auto"/>
+        <w:rPr>
+          <w:lang w:eastAsia="zh-CN"/>
+        </w:rPr>
+      </w:pPr>
+      <w:r>
+        <w:rPr>
+          <w:lang w:eastAsia="zh-CN"/>
+        </w:rPr>
+        <w:drawing>
+          <wp:inline distT="0" distB="0" distL="0" distR="0" wp14:anchorId="18D1ABD5" wp14:editId="0CC6C503">
+            <wp:extent cx="5486400" cy="1656080"/>
+            <wp:effectExtent l="0" t="0" r="0" b="1270"/>
+            <wp:docPr id="2101148301" name="图片 1"/>
+            <wp:cNvGraphicFramePr>
+              <a:graphicFrameLocks xmlns:a="http://schemas.openxmlformats.org/drawingml/2006/main" noChangeAspect="1"/>
+            </wp:cNvGraphicFramePr>
+            <a:graphic xmlns:a="http://schemas.openxmlformats.org/drawingml/2006/main">
+              <a:graphicData uri="http://schemas.openxmlformats.org/drawingml/2006/picture">
+                <pic:pic xmlns:pic="http://schemas.openxmlformats.org/drawingml/2006/picture">
+                  <pic:nvPicPr>
+                    <pic:cNvPr id="2101148301" name=""/>
+                    <pic:cNvPicPr/>
+                  </pic:nvPicPr>
+                  <pic:blipFill>
+                    <a:blip r:embed="rId11"/>
+                    <a:stretch>
+                      <a:fillRect/>
+                    </a:stretch>
+                  </pic:blipFill>
+                  <pic:spPr>
+                    <a:xfrm>
+                      <a:off x="0" y="0"/>
+                      <a:ext cx="5486400" cy="1656080"/>
+                    </a:xfrm>
+                    <a:prstGeom prst="rect">
+                      <a:avLst/>
+                    </a:prstGeom>
+                  </pic:spPr>
+                </pic:pic>
+              </a:graphicData>
+            </a:graphic>
+          </wp:inline>
+        </w:drawing>
+      </w:r>
+    </w:p>
+    <w:p>
+      <w:pPr>
+        <w:spacing w:line="360" w:lineRule="auto"/>
+        <w:rPr>
+          <w:rFonts w:hint="eastAsia"/>
+          <w:lang w:eastAsia="zh-CN"/>
+        </w:rPr>
+      </w:pPr>
+      <w:r>
+        <w:rPr>
+          <w:lang w:eastAsia="zh-CN"/>
+        </w:rPr>
+        <w:drawing>
+          <wp:inline distT="0" distB="0" distL="0" distR="0" wp14:anchorId="12F01E6E" wp14:editId="2FE0A849">
+            <wp:extent cx="3329273" cy="1755106"/>
+            <wp:effectExtent l="0" t="0" r="5080" b="0"/>
+            <wp:docPr id="670992777" name="图片 1"/>
+            <wp:cNvGraphicFramePr>
+              <a:graphicFrameLocks xmlns:a="http://schemas.openxmlformats.org/drawingml/2006/main" noChangeAspect="1"/>
+            </wp:cNvGraphicFramePr>
+            <a:graphic xmlns:a="http://schemas.openxmlformats.org/drawingml/2006/main">
+              <a:graphicData uri="http://schemas.openxmlformats.org/drawingml/2006/picture">
+                <pic:pic xmlns:pic="http://schemas.openxmlformats.org/drawingml/2006/picture">
+                  <pic:nvPicPr>
+                    <pic:cNvPr id="670992777" name=""/>
+                    <pic:cNvPicPr/>
+                  </pic:nvPicPr>
+                  <pic:blipFill>
+                    <a:blip r:embed="rId12"/>
+                    <a:stretch>
+                      <a:fillRect/>
+                    </a:stretch>
+                  </pic:blipFill>
+                  <pic:spPr>
+                    <a:xfrm>
+                      <a:off x="0" y="0"/>
+                      <a:ext cx="3337622" cy="1759508"/>
                     </a:xfrm>
                     <a:prstGeom prst="rect">
                       <a:avLst/>

--- a/离散数学/集合论与图论/集合论与图论（上）课后习题/第5讲测验.docx
+++ b/离散数学/集合论与图论/集合论与图论（上）课后习题/第5讲测验.docx
@@ -110,10 +110,15 @@
     <w:p>
       <w:pPr>
         <w:spacing w:line="360" w:lineRule="auto"/>
+        <w:rPr>
+          <w:rFonts w:hint="eastAsia"/>
+        </w:rPr>
       </w:pPr>
+      <w:proofErr w:type="spellStart"/>
       <w:r>
         <w:t>答案:A</w:t>
       </w:r>
+      <w:proofErr w:type="spellEnd"/>
     </w:p>
     <w:p>
       <w:pPr>
@@ -224,10 +229,15 @@
     <w:p>
       <w:pPr>
         <w:spacing w:line="360" w:lineRule="auto"/>
+        <w:rPr>
+          <w:rFonts w:hint="eastAsia"/>
+        </w:rPr>
       </w:pPr>
+      <w:proofErr w:type="spellStart"/>
       <w:r>
         <w:t>答案:C</w:t>
       </w:r>
+      <w:proofErr w:type="spellEnd"/>
     </w:p>
     <w:p>
       <w:pPr>
@@ -255,9 +265,11 @@
           <w:rFonts w:hint="eastAsia"/>
         </w:rPr>
       </w:pPr>
+      <w:proofErr w:type="spellStart"/>
       <w:r>
         <w:t>A,错误</w:t>
       </w:r>
+      <w:proofErr w:type="spellEnd"/>
     </w:p>
     <w:p>
       <w:pPr>
@@ -266,17 +278,24 @@
           <w:rFonts w:hint="eastAsia"/>
         </w:rPr>
       </w:pPr>
+      <w:proofErr w:type="spellStart"/>
       <w:r>
         <w:t>B,正确</w:t>
       </w:r>
+      <w:proofErr w:type="spellEnd"/>
     </w:p>
     <w:p>
       <w:pPr>
         <w:spacing w:line="360" w:lineRule="auto"/>
+        <w:rPr>
+          <w:rFonts w:hint="eastAsia"/>
+        </w:rPr>
       </w:pPr>
+      <w:proofErr w:type="spellStart"/>
       <w:r>
         <w:t>答案:B</w:t>
       </w:r>
+      <w:proofErr w:type="spellEnd"/>
     </w:p>
     <w:p>
       <w:pPr>
@@ -304,9 +323,11 @@
           <w:rFonts w:hint="eastAsia"/>
         </w:rPr>
       </w:pPr>
+      <w:proofErr w:type="spellStart"/>
       <w:r>
         <w:t>A,正确</w:t>
       </w:r>
+      <w:proofErr w:type="spellEnd"/>
     </w:p>
     <w:p>
       <w:pPr>
@@ -315,17 +336,24 @@
           <w:rFonts w:hint="eastAsia"/>
         </w:rPr>
       </w:pPr>
+      <w:proofErr w:type="spellStart"/>
       <w:r>
         <w:t>B,错误</w:t>
       </w:r>
+      <w:proofErr w:type="spellEnd"/>
     </w:p>
     <w:p>
       <w:pPr>
         <w:spacing w:line="360" w:lineRule="auto"/>
+        <w:rPr>
+          <w:rFonts w:hint="eastAsia"/>
+        </w:rPr>
       </w:pPr>
+      <w:proofErr w:type="spellStart"/>
       <w:r>
         <w:t>答案:B</w:t>
       </w:r>
+      <w:proofErr w:type="spellEnd"/>
     </w:p>
     <w:p>
       <w:pPr>
@@ -449,9 +477,11 @@
           <w:rFonts w:hint="eastAsia"/>
         </w:rPr>
       </w:pPr>
+      <w:proofErr w:type="spellStart"/>
       <w:r>
         <w:t>A,错误</w:t>
       </w:r>
+      <w:proofErr w:type="spellEnd"/>
     </w:p>
     <w:p>
       <w:pPr>
@@ -460,17 +490,24 @@
           <w:rFonts w:hint="eastAsia"/>
         </w:rPr>
       </w:pPr>
+      <w:proofErr w:type="spellStart"/>
       <w:r>
         <w:t>B,正确</w:t>
       </w:r>
+      <w:proofErr w:type="spellEnd"/>
     </w:p>
     <w:p>
       <w:pPr>
         <w:spacing w:line="360" w:lineRule="auto"/>
+        <w:rPr>
+          <w:rFonts w:hint="eastAsia"/>
+        </w:rPr>
       </w:pPr>
+      <w:proofErr w:type="spellStart"/>
       <w:r>
         <w:t>答案:B</w:t>
       </w:r>
+      <w:proofErr w:type="spellEnd"/>
     </w:p>
     <w:p>
       <w:pPr>
@@ -498,9 +535,11 @@
           <w:rFonts w:hint="eastAsia"/>
         </w:rPr>
       </w:pPr>
+      <w:proofErr w:type="spellStart"/>
       <w:r>
         <w:t>A,错误</w:t>
       </w:r>
+      <w:proofErr w:type="spellEnd"/>
     </w:p>
     <w:p>
       <w:pPr>
@@ -509,17 +548,24 @@
           <w:rFonts w:hint="eastAsia"/>
         </w:rPr>
       </w:pPr>
+      <w:proofErr w:type="spellStart"/>
       <w:r>
         <w:t>B,正确</w:t>
       </w:r>
+      <w:proofErr w:type="spellEnd"/>
     </w:p>
     <w:p>
       <w:pPr>
         <w:spacing w:line="360" w:lineRule="auto"/>
+        <w:rPr>
+          <w:rFonts w:hint="eastAsia"/>
+        </w:rPr>
       </w:pPr>
+      <w:proofErr w:type="spellStart"/>
       <w:r>
         <w:t>答案:B</w:t>
       </w:r>
+      <w:proofErr w:type="spellEnd"/>
     </w:p>
     <w:p>
       <w:pPr>
@@ -532,6 +578,9 @@
     <w:p>
       <w:pPr>
         <w:spacing w:line="360" w:lineRule="auto"/>
+        <w:rPr>
+          <w:rFonts w:hint="eastAsia"/>
+        </w:rPr>
       </w:pPr>
       <w:r>
         <w:rPr>
@@ -578,6 +627,7 @@
       <w:pPr>
         <w:spacing w:line="360" w:lineRule="auto"/>
         <w:rPr>
+          <w:rFonts w:hint="eastAsia"/>
           <w:lang w:eastAsia="zh-CN"/>
         </w:rPr>
       </w:pPr>
@@ -593,6 +643,7 @@
       <w:pPr>
         <w:spacing w:line="360" w:lineRule="auto"/>
         <w:rPr>
+          <w:rFonts w:hint="eastAsia"/>
           <w:lang w:eastAsia="zh-CN"/>
         </w:rPr>
       </w:pPr>
@@ -601,11 +652,13 @@
       <w:pPr>
         <w:spacing w:line="360" w:lineRule="auto"/>
         <w:rPr>
+          <w:rFonts w:hint="eastAsia"/>
           <w:lang w:eastAsia="zh-CN"/>
         </w:rPr>
       </w:pPr>
       <w:r>
         <w:rPr>
+          <w:noProof/>
           <w:lang w:eastAsia="zh-CN"/>
         </w:rPr>
         <w:drawing>
@@ -649,12 +702,12 @@
       <w:pPr>
         <w:spacing w:line="360" w:lineRule="auto"/>
         <w:rPr>
-          <w:rFonts w:hint="eastAsia"/>
           <w:lang w:eastAsia="zh-CN"/>
         </w:rPr>
       </w:pPr>
       <w:r>
         <w:rPr>
+          <w:noProof/>
           <w:lang w:eastAsia="zh-CN"/>
         </w:rPr>
         <w:drawing>
@@ -692,6 +745,23 @@
             </a:graphic>
           </wp:inline>
         </w:drawing>
+      </w:r>
+    </w:p>
+    <w:p>
+      <w:pPr>
+        <w:spacing w:line="360" w:lineRule="auto"/>
+        <w:rPr>
+          <w:rFonts w:hint="eastAsia"/>
+          <w:lang w:eastAsia="zh-CN"/>
+        </w:rPr>
+      </w:pPr>
+      <w:r>
+        <w:rPr>
+          <w:rFonts w:hint="eastAsia"/>
+          <w:highlight w:val="yellow"/>
+          <w:lang w:eastAsia="zh-CN"/>
+        </w:rPr>
+        <w:t>可逆不是恒等</w:t>
       </w:r>
     </w:p>
     <w:sectPr>
